--- a/Agile-Scrum_DoanThiMinhAnh_De02..docx
+++ b/Agile-Scrum_DoanThiMinhAnh_De02..docx
@@ -7058,8 +7058,35 @@
                 <w:rFonts w:ascii="Times New Roman" w:eastAsia="Times New Roman" w:hAnsi="Times New Roman" w:cs="Times New Roman"/>
                 <w:sz w:val="24"/>
                 <w:szCs w:val="24"/>
-              </w:rPr>
-            </w:pPr>
+                <w:lang w:val="vi-VN"/>
+              </w:rPr>
+            </w:pPr>
+            <w:r>
+              <w:rPr>
+                <w:rFonts w:ascii="Times New Roman" w:eastAsia="Times New Roman" w:hAnsi="Times New Roman" w:cs="Times New Roman"/>
+                <w:sz w:val="24"/>
+                <w:szCs w:val="24"/>
+              </w:rPr>
+              <w:t>Hoàn</w:t>
+            </w:r>
+            <w:r>
+              <w:rPr>
+                <w:rFonts w:ascii="Times New Roman" w:eastAsia="Times New Roman" w:hAnsi="Times New Roman" w:cs="Times New Roman"/>
+                <w:sz w:val="24"/>
+                <w:szCs w:val="24"/>
+                <w:lang w:val="vi-VN"/>
+              </w:rPr>
+              <w:t xml:space="preserve"> thiện các tính năng cốt </w:t>
+            </w:r>
+            <w:r>
+              <w:rPr>
+                <w:rFonts w:ascii="Times New Roman" w:eastAsia="Times New Roman" w:hAnsi="Times New Roman" w:cs="Times New Roman"/>
+                <w:sz w:val="24"/>
+                <w:szCs w:val="24"/>
+                <w:lang w:val="vi-VN"/>
+              </w:rPr>
+              <w:t>lõi giúp kỹ thuật viên đăng nhập ứng dụng bằng mã OTP, xem thông báo, xem chi tiết phiếu sửa chữa, xem thông số cảm biến điều hòa cần sửa</w:t>
+            </w:r>
           </w:p>
         </w:tc>
       </w:tr>
@@ -7511,8 +7538,28 @@
                 <w:rFonts w:ascii="Times New Roman" w:eastAsia="Times New Roman" w:hAnsi="Times New Roman" w:cs="Times New Roman"/>
                 <w:sz w:val="24"/>
                 <w:szCs w:val="24"/>
-              </w:rPr>
-            </w:pPr>
+                <w:lang w:val="vi-VN"/>
+              </w:rPr>
+            </w:pPr>
+            <w:proofErr w:type="spellStart"/>
+            <w:r>
+              <w:rPr>
+                <w:rFonts w:ascii="Times New Roman" w:eastAsia="Times New Roman" w:hAnsi="Times New Roman" w:cs="Times New Roman"/>
+                <w:sz w:val="24"/>
+                <w:szCs w:val="24"/>
+              </w:rPr>
+              <w:t>Thiết</w:t>
+            </w:r>
+            <w:proofErr w:type="spellEnd"/>
+            <w:r>
+              <w:rPr>
+                <w:rFonts w:ascii="Times New Roman" w:eastAsia="Times New Roman" w:hAnsi="Times New Roman" w:cs="Times New Roman"/>
+                <w:sz w:val="24"/>
+                <w:szCs w:val="24"/>
+                <w:lang w:val="vi-VN"/>
+              </w:rPr>
+              <w:t xml:space="preserve"> kế giao diện hệ thống UI/UX</w:t>
+            </w:r>
           </w:p>
         </w:tc>
         <w:tc>
@@ -7539,8 +7586,28 @@
                 <w:rFonts w:ascii="Times New Roman" w:eastAsia="Times New Roman" w:hAnsi="Times New Roman" w:cs="Times New Roman"/>
                 <w:sz w:val="24"/>
                 <w:szCs w:val="24"/>
-              </w:rPr>
-            </w:pPr>
+                <w:lang w:val="vi-VN"/>
+              </w:rPr>
+            </w:pPr>
+            <w:proofErr w:type="spellStart"/>
+            <w:r>
+              <w:rPr>
+                <w:rFonts w:ascii="Times New Roman" w:eastAsia="Times New Roman" w:hAnsi="Times New Roman" w:cs="Times New Roman"/>
+                <w:sz w:val="24"/>
+                <w:szCs w:val="24"/>
+              </w:rPr>
+              <w:t>Nhóm</w:t>
+            </w:r>
+            <w:proofErr w:type="spellEnd"/>
+            <w:r>
+              <w:rPr>
+                <w:rFonts w:ascii="Times New Roman" w:eastAsia="Times New Roman" w:hAnsi="Times New Roman" w:cs="Times New Roman"/>
+                <w:sz w:val="24"/>
+                <w:szCs w:val="24"/>
+                <w:lang w:val="vi-VN"/>
+              </w:rPr>
+              <w:t xml:space="preserve"> thiết kế UI/UX design</w:t>
+            </w:r>
           </w:p>
         </w:tc>
         <w:tc>
@@ -7567,8 +7634,26 @@
                 <w:rFonts w:ascii="Times New Roman" w:eastAsia="Times New Roman" w:hAnsi="Times New Roman" w:cs="Times New Roman"/>
                 <w:sz w:val="24"/>
                 <w:szCs w:val="24"/>
-              </w:rPr>
-            </w:pPr>
+                <w:lang w:val="vi-VN"/>
+              </w:rPr>
+            </w:pPr>
+            <w:r>
+              <w:rPr>
+                <w:rFonts w:ascii="Times New Roman" w:eastAsia="Times New Roman" w:hAnsi="Times New Roman" w:cs="Times New Roman"/>
+                <w:sz w:val="24"/>
+                <w:szCs w:val="24"/>
+              </w:rPr>
+              <w:t>2</w:t>
+            </w:r>
+            <w:r>
+              <w:rPr>
+                <w:rFonts w:ascii="Times New Roman" w:eastAsia="Times New Roman" w:hAnsi="Times New Roman" w:cs="Times New Roman"/>
+                <w:sz w:val="24"/>
+                <w:szCs w:val="24"/>
+                <w:lang w:val="vi-VN"/>
+              </w:rPr>
+              <w:t xml:space="preserve"> giờ</w:t>
+            </w:r>
           </w:p>
         </w:tc>
       </w:tr>
@@ -7600,8 +7685,28 @@
                 <w:rFonts w:ascii="Times New Roman" w:eastAsia="Times New Roman" w:hAnsi="Times New Roman" w:cs="Times New Roman"/>
                 <w:sz w:val="24"/>
                 <w:szCs w:val="24"/>
-              </w:rPr>
-            </w:pPr>
+                <w:lang w:val="vi-VN"/>
+              </w:rPr>
+            </w:pPr>
+            <w:proofErr w:type="spellStart"/>
+            <w:r>
+              <w:rPr>
+                <w:rFonts w:ascii="Times New Roman" w:eastAsia="Times New Roman" w:hAnsi="Times New Roman" w:cs="Times New Roman"/>
+                <w:sz w:val="24"/>
+                <w:szCs w:val="24"/>
+              </w:rPr>
+              <w:t>Lập</w:t>
+            </w:r>
+            <w:proofErr w:type="spellEnd"/>
+            <w:r>
+              <w:rPr>
+                <w:rFonts w:ascii="Times New Roman" w:eastAsia="Times New Roman" w:hAnsi="Times New Roman" w:cs="Times New Roman"/>
+                <w:sz w:val="24"/>
+                <w:szCs w:val="24"/>
+                <w:lang w:val="vi-VN"/>
+              </w:rPr>
+              <w:t xml:space="preserve"> trình hệ thống, chức năng</w:t>
+            </w:r>
           </w:p>
         </w:tc>
         <w:tc>
@@ -7630,6 +7735,14 @@
                 <w:szCs w:val="24"/>
               </w:rPr>
             </w:pPr>
+            <w:r>
+              <w:rPr>
+                <w:rFonts w:ascii="Times New Roman" w:eastAsia="Times New Roman" w:hAnsi="Times New Roman" w:cs="Times New Roman"/>
+                <w:sz w:val="24"/>
+                <w:szCs w:val="24"/>
+              </w:rPr>
+              <w:t>Development</w:t>
+            </w:r>
           </w:p>
         </w:tc>
         <w:tc>
@@ -7656,8 +7769,26 @@
                 <w:rFonts w:ascii="Times New Roman" w:eastAsia="Times New Roman" w:hAnsi="Times New Roman" w:cs="Times New Roman"/>
                 <w:sz w:val="24"/>
                 <w:szCs w:val="24"/>
-              </w:rPr>
-            </w:pPr>
+                <w:lang w:val="vi-VN"/>
+              </w:rPr>
+            </w:pPr>
+            <w:r>
+              <w:rPr>
+                <w:rFonts w:ascii="Times New Roman" w:eastAsia="Times New Roman" w:hAnsi="Times New Roman" w:cs="Times New Roman"/>
+                <w:sz w:val="24"/>
+                <w:szCs w:val="24"/>
+              </w:rPr>
+              <w:t>4</w:t>
+            </w:r>
+            <w:r>
+              <w:rPr>
+                <w:rFonts w:ascii="Times New Roman" w:eastAsia="Times New Roman" w:hAnsi="Times New Roman" w:cs="Times New Roman"/>
+                <w:sz w:val="24"/>
+                <w:szCs w:val="24"/>
+                <w:lang w:val="vi-VN"/>
+              </w:rPr>
+              <w:t xml:space="preserve"> giờ</w:t>
+            </w:r>
           </w:p>
         </w:tc>
       </w:tr>
@@ -7689,8 +7820,28 @@
                 <w:rFonts w:ascii="Times New Roman" w:eastAsia="Times New Roman" w:hAnsi="Times New Roman" w:cs="Times New Roman"/>
                 <w:sz w:val="24"/>
                 <w:szCs w:val="24"/>
-              </w:rPr>
-            </w:pPr>
+                <w:lang w:val="vi-VN"/>
+              </w:rPr>
+            </w:pPr>
+            <w:proofErr w:type="spellStart"/>
+            <w:r>
+              <w:rPr>
+                <w:rFonts w:ascii="Times New Roman" w:eastAsia="Times New Roman" w:hAnsi="Times New Roman" w:cs="Times New Roman"/>
+                <w:sz w:val="24"/>
+                <w:szCs w:val="24"/>
+              </w:rPr>
+              <w:t>Kiểm</w:t>
+            </w:r>
+            <w:proofErr w:type="spellEnd"/>
+            <w:r>
+              <w:rPr>
+                <w:rFonts w:ascii="Times New Roman" w:eastAsia="Times New Roman" w:hAnsi="Times New Roman" w:cs="Times New Roman"/>
+                <w:sz w:val="24"/>
+                <w:szCs w:val="24"/>
+                <w:lang w:val="vi-VN"/>
+              </w:rPr>
+              <w:t xml:space="preserve"> thử hệ thống, chức năng</w:t>
+            </w:r>
           </w:p>
         </w:tc>
         <w:tc>
@@ -7717,8 +7868,26 @@
                 <w:rFonts w:ascii="Times New Roman" w:eastAsia="Times New Roman" w:hAnsi="Times New Roman" w:cs="Times New Roman"/>
                 <w:sz w:val="24"/>
                 <w:szCs w:val="24"/>
-              </w:rPr>
-            </w:pPr>
+                <w:lang w:val="vi-VN"/>
+              </w:rPr>
+            </w:pPr>
+            <w:r>
+              <w:rPr>
+                <w:rFonts w:ascii="Times New Roman" w:eastAsia="Times New Roman" w:hAnsi="Times New Roman" w:cs="Times New Roman"/>
+                <w:sz w:val="24"/>
+                <w:szCs w:val="24"/>
+              </w:rPr>
+              <w:t>Testing</w:t>
+            </w:r>
+            <w:r>
+              <w:rPr>
+                <w:rFonts w:ascii="Times New Roman" w:eastAsia="Times New Roman" w:hAnsi="Times New Roman" w:cs="Times New Roman"/>
+                <w:sz w:val="24"/>
+                <w:szCs w:val="24"/>
+                <w:lang w:val="vi-VN"/>
+              </w:rPr>
+              <w:t xml:space="preserve"> </w:t>
+            </w:r>
           </w:p>
         </w:tc>
         <w:tc>
@@ -7745,8 +7914,26 @@
                 <w:rFonts w:ascii="Times New Roman" w:eastAsia="Times New Roman" w:hAnsi="Times New Roman" w:cs="Times New Roman"/>
                 <w:sz w:val="24"/>
                 <w:szCs w:val="24"/>
-              </w:rPr>
-            </w:pPr>
+                <w:lang w:val="vi-VN"/>
+              </w:rPr>
+            </w:pPr>
+            <w:r>
+              <w:rPr>
+                <w:rFonts w:ascii="Times New Roman" w:eastAsia="Times New Roman" w:hAnsi="Times New Roman" w:cs="Times New Roman"/>
+                <w:sz w:val="24"/>
+                <w:szCs w:val="24"/>
+              </w:rPr>
+              <w:t>2</w:t>
+            </w:r>
+            <w:r>
+              <w:rPr>
+                <w:rFonts w:ascii="Times New Roman" w:eastAsia="Times New Roman" w:hAnsi="Times New Roman" w:cs="Times New Roman"/>
+                <w:sz w:val="24"/>
+                <w:szCs w:val="24"/>
+                <w:lang w:val="vi-VN"/>
+              </w:rPr>
+              <w:t xml:space="preserve"> giờ</w:t>
+            </w:r>
           </w:p>
         </w:tc>
       </w:tr>
@@ -7891,8 +8078,26 @@
                 <w:rFonts w:ascii="Times New Roman" w:eastAsia="Times New Roman" w:hAnsi="Times New Roman" w:cs="Times New Roman"/>
                 <w:sz w:val="24"/>
                 <w:szCs w:val="24"/>
-              </w:rPr>
-            </w:pPr>
+                <w:lang w:val="vi-VN"/>
+              </w:rPr>
+            </w:pPr>
+            <w:r>
+              <w:rPr>
+                <w:rFonts w:ascii="Times New Roman" w:eastAsia="Times New Roman" w:hAnsi="Times New Roman" w:cs="Times New Roman"/>
+                <w:sz w:val="24"/>
+                <w:szCs w:val="24"/>
+              </w:rPr>
+              <w:t>8</w:t>
+            </w:r>
+            <w:r>
+              <w:rPr>
+                <w:rFonts w:ascii="Times New Roman" w:eastAsia="Times New Roman" w:hAnsi="Times New Roman" w:cs="Times New Roman"/>
+                <w:sz w:val="24"/>
+                <w:szCs w:val="24"/>
+                <w:lang w:val="vi-VN"/>
+              </w:rPr>
+              <w:t xml:space="preserve"> giờ</w:t>
+            </w:r>
           </w:p>
         </w:tc>
       </w:tr>
@@ -8340,8 +8545,26 @@
                 <w:rFonts w:ascii="Times New Roman" w:eastAsia="Times New Roman" w:hAnsi="Times New Roman" w:cs="Times New Roman"/>
                 <w:sz w:val="24"/>
                 <w:szCs w:val="24"/>
-              </w:rPr>
-            </w:pPr>
+                <w:lang w:val="vi-VN"/>
+              </w:rPr>
+            </w:pPr>
+            <w:r>
+              <w:rPr>
+                <w:rFonts w:ascii="Times New Roman" w:eastAsia="Times New Roman" w:hAnsi="Times New Roman" w:cs="Times New Roman"/>
+                <w:sz w:val="24"/>
+                <w:szCs w:val="24"/>
+              </w:rPr>
+              <w:t>Lý</w:t>
+            </w:r>
+            <w:r>
+              <w:rPr>
+                <w:rFonts w:ascii="Times New Roman" w:eastAsia="Times New Roman" w:hAnsi="Times New Roman" w:cs="Times New Roman"/>
+                <w:sz w:val="24"/>
+                <w:szCs w:val="24"/>
+                <w:lang w:val="vi-VN"/>
+              </w:rPr>
+              <w:t xml:space="preserve"> tưởng là 18,6, tuy nhiên thực tế kéo dài đến 31, chênh lệch đến 6,2 kết luận chậm tiến độ công việc</w:t>
+            </w:r>
           </w:p>
         </w:tc>
       </w:tr>
@@ -8518,6 +8741,7 @@
                 <w:rFonts w:ascii="Times New Roman" w:eastAsia="Times New Roman" w:hAnsi="Times New Roman" w:cs="Times New Roman"/>
                 <w:sz w:val="24"/>
                 <w:szCs w:val="24"/>
+                <w:lang w:val="vi-VN"/>
               </w:rPr>
             </w:pPr>
           </w:p>
